--- a/docs/database/wildlife_database_design_v1_4.docx
+++ b/docs/database/wildlife_database_design_v1_4.docx
@@ -20637,7 +20637,7 @@
         <w:pStyle w:val="FirstParagraph"/>
       </w:pPr>
       <w:r>
-        <w:t xml:space="preserve">需求基线：docs/requirements/01-camera-sites-and-retrieval.md V1.0；用户审阅原件：docs/reviews/module01-reviewed-2026-10-15.md。初始数据库设计 V1.2 原件保留在 docs/source；原始需求 V1.2 保留于 docs/source。V1.3 的 Markdown 与 Word 从同一修订内容生成。地形/植被/环境固定选项词表仍需补齐；此项不等于业务表设计或代码实现已完成。</w:t>
+        <w:t xml:space="preserve">需求基线：docs/requirements/01-camera-sites-and-retrieval.md V1.0；用户审阅原件：docs/requirements/module01-reviewed-2026-10-15.md。初始数据库设计 V1.2 原件保留在 docs/source；原始需求 V1.2 保留于 docs/source。V1.3 的 Markdown 与 Word 从同一修订内容生成。地形/植被/环境固定选项词表仍需补齐；此项不等于业务表设计或代码实现已完成。</w:t>
       </w:r>
     </w:p>
     <w:bookmarkEnd w:id="63"/>
